--- a/Coding 2 - year/Unit 2 - Object-Oriented Programming/Daily Lesson Plans/Word/Day 9.docx
+++ b/Coding 2 - year/Unit 2 - Object-Oriented Programming/Daily Lesson Plans/Word/Day 9.docx
@@ -50,12 +50,15 @@
               </w:rPr>
               <w:t xml:space="preserve">Coding II — Full Year</w:t>
             </w:r>
-          </w:p>
-          <w:p>
-            <w:pPr>
-              <w:spacing w:before="40"/>
-              <w:jc w:val="center"/>
-            </w:pPr>
+            <w:r>
+              <w:rPr>
+                <w:rFonts w:ascii="Arial" w:cs="Arial" w:eastAsia="Arial" w:hAnsi="Arial"/>
+                <w:sz w:val="16"/>
+                <w:szCs w:val="16"/>
+              </w:rPr>
+              <w:br/>
+              <w:t xml:space="preserve"/>
+            </w:r>
             <w:r>
               <w:rPr>
                 <w:rFonts w:ascii="Arial" w:cs="Arial" w:eastAsia="Arial" w:hAnsi="Arial"/>
@@ -83,7 +86,7 @@
           <w:rFonts w:ascii="Arial" w:cs="Arial" w:eastAsia="Arial" w:hAnsi="Arial"/>
           <w:b/>
           <w:bCs/>
-          <w:color w:val="0D3B1F"/>
+          <w:color w:val="1B7A4A"/>
           <w:sz w:val="32"/>
           <w:szCs w:val="32"/>
         </w:rPr>
@@ -261,9 +264,9 @@
               <w:right w:val="single" w:color="CCCCCC" w:sz="1"/>
             </w:tcBorders>
             <w:tcMar>
-              <w:top w:type="dxa" w:w="60"/>
+              <w:top w:type="dxa" w:w="80"/>
               <w:left w:type="dxa" w:w="120"/>
-              <w:bottom w:type="dxa" w:w="60"/>
+              <w:bottom w:type="dxa" w:w="80"/>
               <w:right w:type="dxa" w:w="120"/>
             </w:tcMar>
           </w:tcPr>
@@ -290,20 +293,147 @@
               <w:right w:val="single" w:color="CCCCCC" w:sz="1"/>
             </w:tcBorders>
             <w:tcMar>
-              <w:top w:type="dxa" w:w="60"/>
+              <w:top w:type="dxa" w:w="80"/>
               <w:left w:type="dxa" w:w="120"/>
-              <w:bottom w:type="dxa" w:w="60"/>
+              <w:bottom w:type="dxa" w:w="80"/>
               <w:right w:type="dxa" w:w="120"/>
             </w:tcMar>
           </w:tcPr>
           <w:p>
+            <w:pPr>
+              <w:spacing w:after="80" w:before="80"/>
+            </w:pPr>
+            <w:r>
+              <w:rPr>
+                <w:rFonts w:ascii="Arial" w:cs="Arial" w:eastAsia="Arial" w:hAnsi="Arial"/>
+                <w:b/>
+                <w:bCs/>
+                <w:i w:val="false"/>
+                <w:iCs w:val="false"/>
+                <w:color w:val="000000"/>
+                <w:sz w:val="22"/>
+                <w:szCs w:val="22"/>
+              </w:rPr>
+              <w:t xml:space="preserve">Bell Ringer / Review</w:t>
+            </w:r>
             <w:r>
               <w:rPr>
                 <w:rFonts w:ascii="Arial" w:cs="Arial" w:eastAsia="Arial" w:hAnsi="Arial"/>
                 <w:sz w:val="20"/>
                 <w:szCs w:val="20"/>
               </w:rPr>
-              <w:t xml:space="preserve">Bell Ringer / Review</w:t>
+              <w:br/>
+              <w:t xml:space="preserve"/>
+            </w:r>
+            <w:r>
+              <w:rPr>
+                <w:rFonts w:ascii="Arial" w:cs="Arial" w:eastAsia="Arial" w:hAnsi="Arial"/>
+                <w:sz w:val="20"/>
+                <w:szCs w:val="20"/>
+              </w:rPr>
+              <w:br/>
+              <w:t xml:space="preserve"/>
+            </w:r>
+            <w:r>
+              <w:rPr>
+                <w:rFonts w:ascii="Arial" w:cs="Arial" w:eastAsia="Arial" w:hAnsi="Arial"/>
+                <w:b/>
+                <w:bCs/>
+                <w:i w:val="false"/>
+                <w:iCs w:val="false"/>
+                <w:color w:val="000000"/>
+                <w:sz w:val="20"/>
+                <w:szCs w:val="20"/>
+              </w:rPr>
+              <w:t xml:space="preserve">Quick Write </w:t>
+            </w:r>
+            <w:r>
+              <w:rPr>
+                <w:rFonts w:ascii="Arial" w:cs="Arial" w:eastAsia="Arial" w:hAnsi="Arial"/>
+                <w:b w:val="false"/>
+                <w:bCs w:val="false"/>
+                <w:i w:val="false"/>
+                <w:iCs w:val="false"/>
+                <w:color w:val="000000"/>
+                <w:sz w:val="20"/>
+                <w:szCs w:val="20"/>
+              </w:rPr>
+              <w:t xml:space="preserve">(3 min — written or verbal):</w:t>
+            </w:r>
+            <w:r>
+              <w:rPr>
+                <w:rFonts w:ascii="Arial" w:cs="Arial" w:eastAsia="Arial" w:hAnsi="Arial"/>
+                <w:sz w:val="20"/>
+                <w:szCs w:val="20"/>
+              </w:rPr>
+              <w:br/>
+              <w:t xml:space="preserve"/>
+            </w:r>
+            <w:r>
+              <w:rPr>
+                <w:rFonts w:ascii="Arial" w:cs="Arial" w:eastAsia="Arial" w:hAnsi="Arial"/>
+                <w:b w:val="false"/>
+                <w:bCs w:val="false"/>
+                <w:i w:val="false"/>
+                <w:iCs w:val="false"/>
+                <w:color w:val="000000"/>
+                <w:sz w:val="20"/>
+                <w:szCs w:val="20"/>
+              </w:rPr>
+              <w:t xml:space="preserve">    In your own words: Demonstrate mastery of classes, constructors, encapsulation, and properties?</w:t>
+            </w:r>
+            <w:r>
+              <w:rPr>
+                <w:rFonts w:ascii="Arial" w:cs="Arial" w:eastAsia="Arial" w:hAnsi="Arial"/>
+                <w:sz w:val="20"/>
+                <w:szCs w:val="20"/>
+              </w:rPr>
+              <w:br/>
+              <w:t xml:space="preserve"/>
+            </w:r>
+            <w:r>
+              <w:rPr>
+                <w:rFonts w:ascii="Arial" w:cs="Arial" w:eastAsia="Arial" w:hAnsi="Arial"/>
+                <w:sz w:val="20"/>
+                <w:szCs w:val="20"/>
+              </w:rPr>
+              <w:br/>
+              <w:t xml:space="preserve"/>
+            </w:r>
+            <w:r>
+              <w:rPr>
+                <w:rFonts w:ascii="Arial" w:cs="Arial" w:eastAsia="Arial" w:hAnsi="Arial"/>
+                <w:b w:val="false"/>
+                <w:bCs w:val="false"/>
+                <w:i/>
+                <w:iCs/>
+                <w:color w:val="444444"/>
+                <w:sz w:val="20"/>
+                <w:szCs w:val="20"/>
+              </w:rPr>
+              <w:t xml:space="preserve">Today's Goal: By the end of class you will be able to demonstrate mastery of classes, constructors, encapsulation, and properties.</w:t>
+            </w:r>
+            <w:r>
+              <w:rPr>
+                <w:rFonts w:ascii="Arial" w:cs="Arial" w:eastAsia="Arial" w:hAnsi="Arial"/>
+                <w:sz w:val="20"/>
+                <w:szCs w:val="20"/>
+              </w:rPr>
+              <w:br/>
+              <w:t xml:space="preserve"/>
+            </w:r>
+            <w:r>
+              <w:rPr>
+                <w:rFonts w:ascii="Arial" w:cs="Arial" w:eastAsia="Arial" w:hAnsi="Arial"/>
+                <w:b w:val="false"/>
+                <w:bCs w:val="false"/>
+                <w:i/>
+                <w:iCs/>
+                <w:color w:val="555555"/>
+                <w:sz w:val="20"/>
+                <w:szCs w:val="20"/>
+              </w:rPr>
+              <w:t xml:space="preserve">→ Pair-share your response, then 2–3 students share with the class.</w:t>
             </w:r>
           </w:p>
         </w:tc>
@@ -319,9 +449,9 @@
               <w:right w:val="single" w:color="CCCCCC" w:sz="1"/>
             </w:tcBorders>
             <w:tcMar>
-              <w:top w:type="dxa" w:w="60"/>
+              <w:top w:type="dxa" w:w="80"/>
               <w:left w:type="dxa" w:w="120"/>
-              <w:bottom w:type="dxa" w:w="60"/>
+              <w:bottom w:type="dxa" w:w="80"/>
               <w:right w:type="dxa" w:w="120"/>
             </w:tcMar>
           </w:tcPr>
@@ -348,20 +478,164 @@
               <w:right w:val="single" w:color="CCCCCC" w:sz="1"/>
             </w:tcBorders>
             <w:tcMar>
-              <w:top w:type="dxa" w:w="60"/>
+              <w:top w:type="dxa" w:w="80"/>
               <w:left w:type="dxa" w:w="120"/>
-              <w:bottom w:type="dxa" w:w="60"/>
+              <w:bottom w:type="dxa" w:w="80"/>
               <w:right w:type="dxa" w:w="120"/>
             </w:tcMar>
           </w:tcPr>
           <w:p>
+            <w:pPr>
+              <w:spacing w:after="80" w:before="80"/>
+            </w:pPr>
+            <w:r>
+              <w:rPr>
+                <w:rFonts w:ascii="Arial" w:cs="Arial" w:eastAsia="Arial" w:hAnsi="Arial"/>
+                <w:b/>
+                <w:bCs/>
+                <w:i w:val="false"/>
+                <w:iCs w:val="false"/>
+                <w:color w:val="000000"/>
+                <w:sz w:val="22"/>
+                <w:szCs w:val="22"/>
+              </w:rPr>
+              <w:t xml:space="preserve">Mini Lesson: </w:t>
+            </w:r>
+            <w:r>
+              <w:rPr>
+                <w:rFonts w:ascii="Arial" w:cs="Arial" w:eastAsia="Arial" w:hAnsi="Arial"/>
+                <w:b w:val="false"/>
+                <w:bCs w:val="false"/>
+                <w:i w:val="false"/>
+                <w:iCs w:val="false"/>
+                <w:color w:val="000000"/>
+                <w:sz w:val="22"/>
+                <w:szCs w:val="22"/>
+              </w:rPr>
+              <w:t xml:space="preserve">Review — Classes, Encapsulation</w:t>
+            </w:r>
             <w:r>
               <w:rPr>
                 <w:rFonts w:ascii="Arial" w:cs="Arial" w:eastAsia="Arial" w:hAnsi="Arial"/>
                 <w:sz w:val="20"/>
                 <w:szCs w:val="20"/>
               </w:rPr>
-              <w:t xml:space="preserve">Mini Lesson: Review — Classes, Encapsulation</w:t>
+              <w:br/>
+              <w:t xml:space="preserve"/>
+            </w:r>
+            <w:r>
+              <w:rPr>
+                <w:rFonts w:ascii="Arial" w:cs="Arial" w:eastAsia="Arial" w:hAnsi="Arial"/>
+                <w:sz w:val="20"/>
+                <w:szCs w:val="20"/>
+              </w:rPr>
+              <w:br/>
+              <w:t xml:space="preserve"/>
+            </w:r>
+            <w:r>
+              <w:rPr>
+                <w:rFonts w:ascii="Arial" w:cs="Arial" w:eastAsia="Arial" w:hAnsi="Arial"/>
+                <w:b/>
+                <w:bCs/>
+                <w:i/>
+                <w:iCs/>
+                <w:color w:val="000000"/>
+                <w:sz w:val="20"/>
+                <w:szCs w:val="20"/>
+              </w:rPr>
+              <w:t xml:space="preserve">Learning Target: </w:t>
+            </w:r>
+            <w:r>
+              <w:rPr>
+                <w:rFonts w:ascii="Arial" w:cs="Arial" w:eastAsia="Arial" w:hAnsi="Arial"/>
+                <w:b w:val="false"/>
+                <w:bCs w:val="false"/>
+                <w:i/>
+                <w:iCs/>
+                <w:color w:val="333333"/>
+                <w:sz w:val="20"/>
+                <w:szCs w:val="20"/>
+              </w:rPr>
+              <w:t xml:space="preserve">I can demonstrate mastery of classes, constructors, encapsulation, and properties.</w:t>
+            </w:r>
+            <w:r>
+              <w:rPr>
+                <w:rFonts w:ascii="Arial" w:cs="Arial" w:eastAsia="Arial" w:hAnsi="Arial"/>
+                <w:sz w:val="20"/>
+                <w:szCs w:val="20"/>
+              </w:rPr>
+              <w:br/>
+              <w:t xml:space="preserve"/>
+            </w:r>
+            <w:r>
+              <w:rPr>
+                <w:rFonts w:ascii="Arial" w:cs="Arial" w:eastAsia="Arial" w:hAnsi="Arial"/>
+                <w:sz w:val="20"/>
+                <w:szCs w:val="20"/>
+              </w:rPr>
+              <w:br/>
+              <w:t xml:space="preserve"/>
+            </w:r>
+            <w:r>
+              <w:rPr>
+                <w:rFonts w:ascii="Arial" w:cs="Arial" w:eastAsia="Arial" w:hAnsi="Arial"/>
+                <w:b/>
+                <w:bCs/>
+                <w:i/>
+                <w:iCs/>
+                <w:color w:val="555555"/>
+                <w:sz w:val="20"/>
+                <w:szCs w:val="20"/>
+              </w:rPr>
+              <w:t xml:space="preserve">→ Live Demo — </w:t>
+            </w:r>
+            <w:r>
+              <w:rPr>
+                <w:rFonts w:ascii="Arial" w:cs="Arial" w:eastAsia="Arial" w:hAnsi="Arial"/>
+                <w:b w:val="false"/>
+                <w:bCs w:val="false"/>
+                <w:i/>
+                <w:iCs/>
+                <w:color w:val="555555"/>
+                <w:sz w:val="20"/>
+                <w:szCs w:val="20"/>
+              </w:rPr>
+              <w:t xml:space="preserve">type examples as students follow along in their own editor.</w:t>
+            </w:r>
+            <w:r>
+              <w:rPr>
+                <w:rFonts w:ascii="Arial" w:cs="Arial" w:eastAsia="Arial" w:hAnsi="Arial"/>
+                <w:sz w:val="20"/>
+                <w:szCs w:val="20"/>
+              </w:rPr>
+              <w:br/>
+              <w:t xml:space="preserve"/>
+            </w:r>
+            <w:r>
+              <w:rPr>
+                <w:rFonts w:ascii="Arial" w:cs="Arial" w:eastAsia="Arial" w:hAnsi="Arial"/>
+                <w:b/>
+                <w:bCs/>
+                <w:i/>
+                <w:iCs/>
+                <w:color w:val="555555"/>
+                <w:sz w:val="20"/>
+                <w:szCs w:val="20"/>
+              </w:rPr>
+              <w:t xml:space="preserve">→ Check for Understanding: </w:t>
+            </w:r>
+            <w:r>
+              <w:rPr>
+                <w:rFonts w:ascii="Arial" w:cs="Arial" w:eastAsia="Arial" w:hAnsi="Arial"/>
+                <w:b w:val="false"/>
+                <w:bCs w:val="false"/>
+                <w:i/>
+                <w:iCs/>
+                <w:color w:val="555555"/>
+                <w:sz w:val="20"/>
+                <w:szCs w:val="20"/>
+              </w:rPr>
+              <w:t xml:space="preserve">pause and cold-call: “Can someone explain what we just did in their own words?”</w:t>
             </w:r>
           </w:p>
         </w:tc>
@@ -377,9 +651,9 @@
               <w:right w:val="single" w:color="CCCCCC" w:sz="1"/>
             </w:tcBorders>
             <w:tcMar>
-              <w:top w:type="dxa" w:w="60"/>
+              <w:top w:type="dxa" w:w="80"/>
               <w:left w:type="dxa" w:w="120"/>
-              <w:bottom w:type="dxa" w:w="60"/>
+              <w:bottom w:type="dxa" w:w="80"/>
               <w:right w:type="dxa" w:w="120"/>
             </w:tcMar>
           </w:tcPr>
@@ -392,7 +666,7 @@
                 <w:sz w:val="20"/>
                 <w:szCs w:val="20"/>
               </w:rPr>
-              <w:t xml:space="preserve">15-20 min</w:t>
+              <w:t xml:space="preserve">15–20 min</w:t>
             </w:r>
           </w:p>
         </w:tc>
@@ -406,20 +680,81 @@
               <w:right w:val="single" w:color="CCCCCC" w:sz="1"/>
             </w:tcBorders>
             <w:tcMar>
-              <w:top w:type="dxa" w:w="60"/>
+              <w:top w:type="dxa" w:w="80"/>
               <w:left w:type="dxa" w:w="120"/>
-              <w:bottom w:type="dxa" w:w="60"/>
+              <w:bottom w:type="dxa" w:w="80"/>
               <w:right w:type="dxa" w:w="120"/>
             </w:tcMar>
           </w:tcPr>
           <w:p>
+            <w:pPr>
+              <w:spacing w:after="80" w:before="80"/>
+            </w:pPr>
+            <w:r>
+              <w:rPr>
+                <w:rFonts w:ascii="Arial" w:cs="Arial" w:eastAsia="Arial" w:hAnsi="Arial"/>
+                <w:b/>
+                <w:bCs/>
+                <w:i w:val="false"/>
+                <w:iCs w:val="false"/>
+                <w:color w:val="000000"/>
+                <w:sz w:val="22"/>
+                <w:szCs w:val="22"/>
+              </w:rPr>
+              <w:t xml:space="preserve">Independent Practice / Code Along</w:t>
+            </w:r>
             <w:r>
               <w:rPr>
                 <w:rFonts w:ascii="Arial" w:cs="Arial" w:eastAsia="Arial" w:hAnsi="Arial"/>
                 <w:sz w:val="20"/>
                 <w:szCs w:val="20"/>
               </w:rPr>
-              <w:t xml:space="preserve">Independent Practice / Code Along</w:t>
+              <w:br/>
+              <w:t xml:space="preserve"/>
+            </w:r>
+            <w:r>
+              <w:rPr>
+                <w:rFonts w:ascii="Arial" w:cs="Arial" w:eastAsia="Arial" w:hAnsi="Arial"/>
+                <w:b w:val="false"/>
+                <w:bCs w:val="false"/>
+                <w:i w:val="false"/>
+                <w:iCs w:val="false"/>
+                <w:color w:val="000000"/>
+                <w:sz w:val="20"/>
+                <w:szCs w:val="20"/>
+              </w:rPr>
+              <w:t xml:space="preserve">    Work through problems from the day's exercise set.</w:t>
+            </w:r>
+            <w:r>
+              <w:rPr>
+                <w:rFonts w:ascii="Arial" w:cs="Arial" w:eastAsia="Arial" w:hAnsi="Arial"/>
+                <w:sz w:val="20"/>
+                <w:szCs w:val="20"/>
+              </w:rPr>
+              <w:br/>
+              <w:t xml:space="preserve"/>
+            </w:r>
+            <w:r>
+              <w:rPr>
+                <w:rFonts w:ascii="Arial" w:cs="Arial" w:eastAsia="Arial" w:hAnsi="Arial"/>
+                <w:sz w:val="20"/>
+                <w:szCs w:val="20"/>
+              </w:rPr>
+              <w:br/>
+              <w:t xml:space="preserve"/>
+            </w:r>
+            <w:r>
+              <w:rPr>
+                <w:rFonts w:ascii="Arial" w:cs="Arial" w:eastAsia="Arial" w:hAnsi="Arial"/>
+                <w:b w:val="false"/>
+                <w:bCs w:val="false"/>
+                <w:i/>
+                <w:iCs/>
+                <w:color w:val="555555"/>
+                <w:sz w:val="20"/>
+                <w:szCs w:val="20"/>
+              </w:rPr>
+              <w:t xml:space="preserve">→ Teacher circulates — offer hints, check for understanding.</w:t>
             </w:r>
           </w:p>
         </w:tc>
@@ -435,9 +770,9 @@
               <w:right w:val="single" w:color="CCCCCC" w:sz="1"/>
             </w:tcBorders>
             <w:tcMar>
-              <w:top w:type="dxa" w:w="60"/>
+              <w:top w:type="dxa" w:w="80"/>
               <w:left w:type="dxa" w:w="120"/>
-              <w:bottom w:type="dxa" w:w="60"/>
+              <w:bottom w:type="dxa" w:w="80"/>
               <w:right w:type="dxa" w:w="120"/>
             </w:tcMar>
           </w:tcPr>
@@ -464,20 +799,90 @@
               <w:right w:val="single" w:color="CCCCCC" w:sz="1"/>
             </w:tcBorders>
             <w:tcMar>
-              <w:top w:type="dxa" w:w="60"/>
+              <w:top w:type="dxa" w:w="80"/>
               <w:left w:type="dxa" w:w="120"/>
-              <w:bottom w:type="dxa" w:w="60"/>
+              <w:bottom w:type="dxa" w:w="80"/>
               <w:right w:type="dxa" w:w="120"/>
             </w:tcMar>
           </w:tcPr>
           <w:p>
+            <w:pPr>
+              <w:spacing w:after="80" w:before="80"/>
+            </w:pPr>
+            <w:r>
+              <w:rPr>
+                <w:rFonts w:ascii="Arial" w:cs="Arial" w:eastAsia="Arial" w:hAnsi="Arial"/>
+                <w:b/>
+                <w:bCs/>
+                <w:i w:val="false"/>
+                <w:iCs w:val="false"/>
+                <w:color w:val="000000"/>
+                <w:sz w:val="22"/>
+                <w:szCs w:val="22"/>
+              </w:rPr>
+              <w:t xml:space="preserve">Exit Ticket / Wrap-Up</w:t>
+            </w:r>
             <w:r>
               <w:rPr>
                 <w:rFonts w:ascii="Arial" w:cs="Arial" w:eastAsia="Arial" w:hAnsi="Arial"/>
                 <w:sz w:val="20"/>
                 <w:szCs w:val="20"/>
               </w:rPr>
-              <w:t xml:space="preserve">Exit Ticket / Wrap-Up</w:t>
+              <w:br/>
+              <w:t xml:space="preserve"/>
+            </w:r>
+            <w:r>
+              <w:rPr>
+                <w:rFonts w:ascii="Arial" w:cs="Arial" w:eastAsia="Arial" w:hAnsi="Arial"/>
+                <w:sz w:val="20"/>
+                <w:szCs w:val="20"/>
+              </w:rPr>
+              <w:br/>
+              <w:t xml:space="preserve"/>
+            </w:r>
+            <w:r>
+              <w:rPr>
+                <w:rFonts w:ascii="Arial" w:cs="Arial" w:eastAsia="Arial" w:hAnsi="Arial"/>
+                <w:b w:val="false"/>
+                <w:bCs w:val="false"/>
+                <w:i w:val="false"/>
+                <w:iCs w:val="false"/>
+                <w:color w:val="000000"/>
+                <w:sz w:val="20"/>
+                <w:szCs w:val="20"/>
+              </w:rPr>
+              <w:t xml:space="preserve">Quick Check: Demonstrate mastery of classes, constructors, encapsulation, and properties?</w:t>
+            </w:r>
+            <w:r>
+              <w:rPr>
+                <w:rFonts w:ascii="Arial" w:cs="Arial" w:eastAsia="Arial" w:hAnsi="Arial"/>
+                <w:sz w:val="20"/>
+                <w:szCs w:val="20"/>
+              </w:rPr>
+              <w:br/>
+              <w:t xml:space="preserve"/>
+            </w:r>
+            <w:r>
+              <w:rPr>
+                <w:rFonts w:ascii="Arial" w:cs="Arial" w:eastAsia="Arial" w:hAnsi="Arial"/>
+                <w:sz w:val="20"/>
+                <w:szCs w:val="20"/>
+              </w:rPr>
+              <w:br/>
+              <w:t xml:space="preserve"/>
+            </w:r>
+            <w:r>
+              <w:rPr>
+                <w:rFonts w:ascii="Arial" w:cs="Arial" w:eastAsia="Arial" w:hAnsi="Arial"/>
+                <w:b w:val="false"/>
+                <w:bCs w:val="false"/>
+                <w:i/>
+                <w:iCs/>
+                <w:color w:val="555555"/>
+                <w:sz w:val="20"/>
+                <w:szCs w:val="20"/>
+              </w:rPr>
+              <w:t xml:space="preserve">→ 3–2–1: Name 3 things learned, 2 new vocab words, 1 question you still have.</w:t>
             </w:r>
           </w:p>
         </w:tc>
@@ -2659,7 +3064,7 @@
                 <w:sz w:val="18"/>
                 <w:szCs w:val="18"/>
               </w:rPr>
-              <w:t xml:space="preserve"># Test your code</w:t>
+              <w:t xml:space="preserve"> </w:t>
             </w:r>
           </w:p>
           <w:p>

--- a/Coding 2 - year/Unit 2 - Object-Oriented Programming/Daily Lesson Plans/Word/Day 9.docx
+++ b/Coding 2 - year/Unit 2 - Object-Oriented Programming/Daily Lesson Plans/Word/Day 9.docx
@@ -380,7 +380,7 @@
                 <w:sz w:val="20"/>
                 <w:szCs w:val="20"/>
               </w:rPr>
-              <w:t xml:space="preserve">    In your own words: Demonstrate mastery of classes, constructors, encapsulation, and properties?</w:t>
+              <w:t xml:space="preserve">    What do you think are the most important parts of Review — Classes, Encapsulation to demonstrate well? Why?</w:t>
             </w:r>
             <w:r>
               <w:rPr>
@@ -411,7 +411,7 @@
                 <w:sz w:val="20"/>
                 <w:szCs w:val="20"/>
               </w:rPr>
-              <w:t xml:space="preserve">Today's Goal: By the end of class you will be able to demonstrate mastery of classes, constructors, encapsulation, and properties.</w:t>
+              <w:t xml:space="preserve">Today’s Goal: By the end of class you will be able to demonstrate mastery of classes, constructors, encapsulation, and properties.</w:t>
             </w:r>
             <w:r>
               <w:rPr>
@@ -851,7 +851,7 @@
                 <w:sz w:val="20"/>
                 <w:szCs w:val="20"/>
               </w:rPr>
-              <w:t xml:space="preserve">Quick Check: Demonstrate mastery of classes, constructors, encapsulation, and properties?</w:t>
+              <w:t xml:space="preserve">If you had to teach Review — Classes, Encapsulation to a classmate, what's the #1 thing you'd make sure they understand?</w:t>
             </w:r>
             <w:r>
               <w:rPr>

--- a/Coding 2 - year/Unit 2 - Object-Oriented Programming/Daily Lesson Plans/Word/Day 9.docx
+++ b/Coding 2 - year/Unit 2 - Object-Oriented Programming/Daily Lesson Plans/Word/Day 9.docx
@@ -403,6 +403,72 @@
             <w:r>
               <w:rPr>
                 <w:rFonts w:ascii="Arial" w:cs="Arial" w:eastAsia="Arial" w:hAnsi="Arial"/>
+                <w:b/>
+                <w:bCs/>
+                <w:i w:val="false"/>
+                <w:iCs w:val="false"/>
+                <w:color w:val="000000"/>
+                <w:sz w:val="20"/>
+                <w:szCs w:val="20"/>
+              </w:rPr>
+              <w:t xml:space="preserve">Vocabulary Preview — </w:t>
+            </w:r>
+            <w:r>
+              <w:rPr>
+                <w:rFonts w:ascii="Arial" w:cs="Arial" w:eastAsia="Arial" w:hAnsi="Arial"/>
+                <w:b w:val="false"/>
+                <w:bCs w:val="false"/>
+                <w:i w:val="false"/>
+                <w:iCs w:val="false"/>
+                <w:color w:val="000000"/>
+                <w:sz w:val="20"/>
+                <w:szCs w:val="20"/>
+              </w:rPr>
+              <w:t xml:space="preserve">terms we'll use today:</w:t>
+            </w:r>
+            <w:r>
+              <w:rPr>
+                <w:rFonts w:ascii="Arial" w:cs="Arial" w:eastAsia="Arial" w:hAnsi="Arial"/>
+                <w:sz w:val="20"/>
+                <w:szCs w:val="20"/>
+              </w:rPr>
+              <w:br/>
+              <w:t xml:space="preserve"/>
+            </w:r>
+            <w:r>
+              <w:rPr>
+                <w:rFonts w:ascii="Arial" w:cs="Arial" w:eastAsia="Arial" w:hAnsi="Arial"/>
+                <w:b w:val="false"/>
+                <w:bCs w:val="false"/>
+                <w:i w:val="false"/>
+                <w:iCs w:val="false"/>
+                <w:color w:val="000000"/>
+                <w:sz w:val="20"/>
+                <w:szCs w:val="20"/>
+              </w:rPr>
+              <w:t xml:space="preserve">    • Classes and Objects   •   Instance vs Class Variables   •   Methods   •   Encapsulation   •   Properties   •   Build a Library Management System</w:t>
+            </w:r>
+            <w:r>
+              <w:rPr>
+                <w:rFonts w:ascii="Arial" w:cs="Arial" w:eastAsia="Arial" w:hAnsi="Arial"/>
+                <w:sz w:val="20"/>
+                <w:szCs w:val="20"/>
+              </w:rPr>
+              <w:br/>
+              <w:t xml:space="preserve"/>
+            </w:r>
+            <w:r>
+              <w:rPr>
+                <w:rFonts w:ascii="Arial" w:cs="Arial" w:eastAsia="Arial" w:hAnsi="Arial"/>
+                <w:sz w:val="20"/>
+                <w:szCs w:val="20"/>
+              </w:rPr>
+              <w:br/>
+              <w:t xml:space="preserve"/>
+            </w:r>
+            <w:r>
+              <w:rPr>
+                <w:rFonts w:ascii="Arial" w:cs="Arial" w:eastAsia="Arial" w:hAnsi="Arial"/>
                 <w:b w:val="false"/>
                 <w:bCs w:val="false"/>
                 <w:i/>
@@ -579,6 +645,310 @@
             <w:r>
               <w:rPr>
                 <w:rFonts w:ascii="Arial" w:cs="Arial" w:eastAsia="Arial" w:hAnsi="Arial"/>
+                <w:b w:val="false"/>
+                <w:bCs w:val="false"/>
+                <w:i w:val="false"/>
+                <w:iCs w:val="false"/>
+                <w:color w:val="000000"/>
+                <w:sz w:val="20"/>
+                <w:szCs w:val="20"/>
+              </w:rPr>
+              <w:t xml:space="preserve">Build a Library Management System:</w:t>
+            </w:r>
+            <w:r>
+              <w:rPr>
+                <w:rFonts w:ascii="Arial" w:cs="Arial" w:eastAsia="Arial" w:hAnsi="Arial"/>
+                <w:sz w:val="20"/>
+                <w:szCs w:val="20"/>
+              </w:rPr>
+              <w:br/>
+              <w:t xml:space="preserve"/>
+            </w:r>
+            <w:r>
+              <w:rPr>
+                <w:rFonts w:ascii="Arial" w:cs="Arial" w:eastAsia="Arial" w:hAnsi="Arial"/>
+                <w:b w:val="false"/>
+                <w:bCs w:val="false"/>
+                <w:i w:val="false"/>
+                <w:iCs w:val="false"/>
+                <w:color w:val="000000"/>
+                <w:sz w:val="20"/>
+                <w:szCs w:val="20"/>
+              </w:rPr>
+              <w:t xml:space="preserve">1. Classes bundle data and behavior together — they're the foundation of OOP</w:t>
+            </w:r>
+            <w:r>
+              <w:rPr>
+                <w:rFonts w:ascii="Arial" w:cs="Arial" w:eastAsia="Arial" w:hAnsi="Arial"/>
+                <w:sz w:val="20"/>
+                <w:szCs w:val="20"/>
+              </w:rPr>
+              <w:br/>
+              <w:t xml:space="preserve"/>
+            </w:r>
+            <w:r>
+              <w:rPr>
+                <w:rFonts w:ascii="Arial" w:cs="Arial" w:eastAsia="Arial" w:hAnsi="Arial"/>
+                <w:sz w:val="20"/>
+                <w:szCs w:val="20"/>
+              </w:rPr>
+              <w:br/>
+              <w:t xml:space="preserve"/>
+            </w:r>
+            <w:r>
+              <w:rPr>
+                <w:rFonts w:ascii="Arial" w:cs="Arial" w:eastAsia="Arial" w:hAnsi="Arial"/>
+                <w:b/>
+                <w:bCs/>
+                <w:i w:val="false"/>
+                <w:iCs w:val="false"/>
+                <w:color w:val="000000"/>
+                <w:sz w:val="20"/>
+                <w:szCs w:val="20"/>
+              </w:rPr>
+              <w:t xml:space="preserve">Key Concepts:</w:t>
+            </w:r>
+            <w:r>
+              <w:rPr>
+                <w:rFonts w:ascii="Arial" w:cs="Arial" w:eastAsia="Arial" w:hAnsi="Arial"/>
+                <w:sz w:val="20"/>
+                <w:szCs w:val="20"/>
+              </w:rPr>
+              <w:br/>
+              <w:t xml:space="preserve"/>
+            </w:r>
+            <w:r>
+              <w:rPr>
+                <w:rFonts w:ascii="Arial" w:cs="Arial" w:eastAsia="Arial" w:hAnsi="Arial"/>
+                <w:b w:val="false"/>
+                <w:bCs w:val="false"/>
+                <w:i w:val="false"/>
+                <w:iCs w:val="false"/>
+                <w:color w:val="000000"/>
+                <w:sz w:val="20"/>
+                <w:szCs w:val="20"/>
+              </w:rPr>
+              <w:t xml:space="preserve">    • A class is a blueprint, an object is an instance of that blueprint</w:t>
+            </w:r>
+            <w:r>
+              <w:rPr>
+                <w:rFonts w:ascii="Arial" w:cs="Arial" w:eastAsia="Arial" w:hAnsi="Arial"/>
+                <w:sz w:val="20"/>
+                <w:szCs w:val="20"/>
+              </w:rPr>
+              <w:br/>
+              <w:t xml:space="preserve"/>
+            </w:r>
+            <w:r>
+              <w:rPr>
+                <w:rFonts w:ascii="Arial" w:cs="Arial" w:eastAsia="Arial" w:hAnsi="Arial"/>
+                <w:b w:val="false"/>
+                <w:bCs w:val="false"/>
+                <w:i w:val="false"/>
+                <w:iCs w:val="false"/>
+                <w:color w:val="000000"/>
+                <w:sz w:val="20"/>
+                <w:szCs w:val="20"/>
+              </w:rPr>
+              <w:t xml:space="preserve">    • Use __init__ to initialize objects with starting values</w:t>
+            </w:r>
+            <w:r>
+              <w:rPr>
+                <w:rFonts w:ascii="Arial" w:cs="Arial" w:eastAsia="Arial" w:hAnsi="Arial"/>
+                <w:sz w:val="20"/>
+                <w:szCs w:val="20"/>
+              </w:rPr>
+              <w:br/>
+              <w:t xml:space="preserve"/>
+            </w:r>
+            <w:r>
+              <w:rPr>
+                <w:rFonts w:ascii="Arial" w:cs="Arial" w:eastAsia="Arial" w:hAnsi="Arial"/>
+                <w:b w:val="false"/>
+                <w:bCs w:val="false"/>
+                <w:i w:val="false"/>
+                <w:iCs w:val="false"/>
+                <w:color w:val="000000"/>
+                <w:sz w:val="20"/>
+                <w:szCs w:val="20"/>
+              </w:rPr>
+              <w:t xml:space="preserve">    • Use self to refer to the specific object being worked with</w:t>
+            </w:r>
+            <w:r>
+              <w:rPr>
+                <w:rFonts w:ascii="Arial" w:cs="Arial" w:eastAsia="Arial" w:hAnsi="Arial"/>
+                <w:sz w:val="20"/>
+                <w:szCs w:val="20"/>
+              </w:rPr>
+              <w:br/>
+              <w:t xml:space="preserve"/>
+            </w:r>
+            <w:r>
+              <w:rPr>
+                <w:rFonts w:ascii="Arial" w:cs="Arial" w:eastAsia="Arial" w:hAnsi="Arial"/>
+                <w:b w:val="false"/>
+                <w:bCs w:val="false"/>
+                <w:i w:val="false"/>
+                <w:iCs w:val="false"/>
+                <w:color w:val="000000"/>
+                <w:sz w:val="20"/>
+                <w:szCs w:val="20"/>
+              </w:rPr>
+              <w:t xml:space="preserve">    • Instance variables (set in __init__) are unique to each object</w:t>
+            </w:r>
+            <w:r>
+              <w:rPr>
+                <w:rFonts w:ascii="Arial" w:cs="Arial" w:eastAsia="Arial" w:hAnsi="Arial"/>
+                <w:sz w:val="20"/>
+                <w:szCs w:val="20"/>
+              </w:rPr>
+              <w:br/>
+              <w:t xml:space="preserve"/>
+            </w:r>
+            <w:r>
+              <w:rPr>
+                <w:rFonts w:ascii="Arial" w:cs="Arial" w:eastAsia="Arial" w:hAnsi="Arial"/>
+                <w:b w:val="false"/>
+                <w:bCs w:val="false"/>
+                <w:i w:val="false"/>
+                <w:iCs w:val="false"/>
+                <w:color w:val="000000"/>
+                <w:sz w:val="20"/>
+                <w:szCs w:val="20"/>
+              </w:rPr>
+              <w:t xml:space="preserve">    • Class variables (set in class body) are shared by all instances</w:t>
+            </w:r>
+            <w:r>
+              <w:rPr>
+                <w:rFonts w:ascii="Arial" w:cs="Arial" w:eastAsia="Arial" w:hAnsi="Arial"/>
+                <w:sz w:val="20"/>
+                <w:szCs w:val="20"/>
+              </w:rPr>
+              <w:br/>
+              <w:t xml:space="preserve"/>
+            </w:r>
+            <w:r>
+              <w:rPr>
+                <w:rFonts w:ascii="Arial" w:cs="Arial" w:eastAsia="Arial" w:hAnsi="Arial"/>
+                <w:b w:val="false"/>
+                <w:bCs w:val="false"/>
+                <w:i w:val="false"/>
+                <w:iCs w:val="false"/>
+                <w:color w:val="000000"/>
+                <w:sz w:val="20"/>
+                <w:szCs w:val="20"/>
+              </w:rPr>
+              <w:t xml:space="preserve">    • Define actions that objects can perform</w:t>
+            </w:r>
+            <w:r>
+              <w:rPr>
+                <w:rFonts w:ascii="Arial" w:cs="Arial" w:eastAsia="Arial" w:hAnsi="Arial"/>
+                <w:sz w:val="20"/>
+                <w:szCs w:val="20"/>
+              </w:rPr>
+              <w:br/>
+              <w:t xml:space="preserve"/>
+            </w:r>
+            <w:r>
+              <w:rPr>
+                <w:rFonts w:ascii="Arial" w:cs="Arial" w:eastAsia="Arial" w:hAnsi="Arial"/>
+                <w:b w:val="false"/>
+                <w:bCs w:val="false"/>
+                <w:i w:val="false"/>
+                <w:iCs w:val="false"/>
+                <w:color w:val="000000"/>
+                <w:sz w:val="20"/>
+                <w:szCs w:val="20"/>
+              </w:rPr>
+              <w:t xml:space="preserve">    • Use self.attribute to access object data</w:t>
+            </w:r>
+            <w:r>
+              <w:rPr>
+                <w:rFonts w:ascii="Arial" w:cs="Arial" w:eastAsia="Arial" w:hAnsi="Arial"/>
+                <w:sz w:val="20"/>
+                <w:szCs w:val="20"/>
+              </w:rPr>
+              <w:br/>
+              <w:t xml:space="preserve"/>
+            </w:r>
+            <w:r>
+              <w:rPr>
+                <w:rFonts w:ascii="Arial" w:cs="Arial" w:eastAsia="Arial" w:hAnsi="Arial"/>
+                <w:b w:val="false"/>
+                <w:bCs w:val="false"/>
+                <w:i w:val="false"/>
+                <w:iCs w:val="false"/>
+                <w:color w:val="000000"/>
+                <w:sz w:val="20"/>
+                <w:szCs w:val="20"/>
+              </w:rPr>
+              <w:t xml:space="preserve">    • Methods receive self as the first parameter automatically</w:t>
+            </w:r>
+            <w:r>
+              <w:rPr>
+                <w:rFonts w:ascii="Arial" w:cs="Arial" w:eastAsia="Arial" w:hAnsi="Arial"/>
+                <w:sz w:val="20"/>
+                <w:szCs w:val="20"/>
+              </w:rPr>
+              <w:br/>
+              <w:t xml:space="preserve"/>
+            </w:r>
+            <w:r>
+              <w:rPr>
+                <w:rFonts w:ascii="Arial" w:cs="Arial" w:eastAsia="Arial" w:hAnsi="Arial"/>
+                <w:sz w:val="20"/>
+                <w:szCs w:val="20"/>
+              </w:rPr>
+              <w:br/>
+              <w:t xml:space="preserve"/>
+            </w:r>
+            <w:r>
+              <w:rPr>
+                <w:rFonts w:ascii="Arial" w:cs="Arial" w:eastAsia="Arial" w:hAnsi="Arial"/>
+                <w:b/>
+                <w:bCs/>
+                <w:i w:val="false"/>
+                <w:iCs w:val="false"/>
+                <w:color w:val="000000"/>
+                <w:sz w:val="20"/>
+                <w:szCs w:val="20"/>
+              </w:rPr>
+              <w:t xml:space="preserve">Vocabulary: </w:t>
+            </w:r>
+            <w:r>
+              <w:rPr>
+                <w:rFonts w:ascii="Arial" w:cs="Arial" w:eastAsia="Arial" w:hAnsi="Arial"/>
+                <w:b w:val="false"/>
+                <w:bCs w:val="false"/>
+                <w:i w:val="false"/>
+                <w:iCs w:val="false"/>
+                <w:color w:val="000000"/>
+                <w:sz w:val="20"/>
+                <w:szCs w:val="20"/>
+              </w:rPr>
+              <w:t xml:space="preserve">Classes and Objects, Instance vs Class Variables, Methods, Encapsulation, Properties, Build a Library Management System</w:t>
+            </w:r>
+            <w:r>
+              <w:rPr>
+                <w:rFonts w:ascii="Arial" w:cs="Arial" w:eastAsia="Arial" w:hAnsi="Arial"/>
+                <w:sz w:val="20"/>
+                <w:szCs w:val="20"/>
+              </w:rPr>
+              <w:br/>
+              <w:t xml:space="preserve"/>
+            </w:r>
+            <w:r>
+              <w:rPr>
+                <w:rFonts w:ascii="Arial" w:cs="Arial" w:eastAsia="Arial" w:hAnsi="Arial"/>
+                <w:sz w:val="20"/>
+                <w:szCs w:val="20"/>
+              </w:rPr>
+              <w:br/>
+              <w:t xml:space="preserve"/>
+            </w:r>
+            <w:r>
+              <w:rPr>
+                <w:rFonts w:ascii="Arial" w:cs="Arial" w:eastAsia="Arial" w:hAnsi="Arial"/>
                 <w:b/>
                 <w:bCs/>
                 <w:i/>
@@ -715,6 +1085,19 @@
             <w:r>
               <w:rPr>
                 <w:rFonts w:ascii="Arial" w:cs="Arial" w:eastAsia="Arial" w:hAnsi="Arial"/>
+                <w:b/>
+                <w:bCs/>
+                <w:i w:val="false"/>
+                <w:iCs w:val="false"/>
+                <w:color w:val="000000"/>
+                <w:sz w:val="20"/>
+                <w:szCs w:val="20"/>
+              </w:rPr>
+              <w:t xml:space="preserve">    Beginner: </w:t>
+            </w:r>
+            <w:r>
+              <w:rPr>
+                <w:rFonts w:ascii="Arial" w:cs="Arial" w:eastAsia="Arial" w:hAnsi="Arial"/>
                 <w:b w:val="false"/>
                 <w:bCs w:val="false"/>
                 <w:i w:val="false"/>
@@ -723,7 +1106,77 @@
                 <w:sz w:val="20"/>
                 <w:szCs w:val="20"/>
               </w:rPr>
-              <w:t xml:space="preserve">    Work through problems from the day's exercise set.</w:t>
+              <w:t xml:space="preserve">Fundamental Concepts: What will this code output? Answer:</w:t>
+            </w:r>
+            <w:r>
+              <w:rPr>
+                <w:rFonts w:ascii="Arial" w:cs="Arial" w:eastAsia="Arial" w:hAnsi="Arial"/>
+                <w:sz w:val="20"/>
+                <w:szCs w:val="20"/>
+              </w:rPr>
+              <w:br/>
+              <w:t xml:space="preserve"/>
+            </w:r>
+            <w:r>
+              <w:rPr>
+                <w:rFonts w:ascii="Arial" w:cs="Arial" w:eastAsia="Arial" w:hAnsi="Arial"/>
+                <w:b/>
+                <w:bCs/>
+                <w:i w:val="false"/>
+                <w:iCs w:val="false"/>
+                <w:color w:val="000000"/>
+                <w:sz w:val="20"/>
+                <w:szCs w:val="20"/>
+              </w:rPr>
+              <w:t xml:space="preserve">    Intermediate: </w:t>
+            </w:r>
+            <w:r>
+              <w:rPr>
+                <w:rFonts w:ascii="Arial" w:cs="Arial" w:eastAsia="Arial" w:hAnsi="Arial"/>
+                <w:b w:val="false"/>
+                <w:bCs w:val="false"/>
+                <w:i w:val="false"/>
+                <w:iCs w:val="false"/>
+                <w:color w:val="000000"/>
+                <w:sz w:val="20"/>
+                <w:szCs w:val="20"/>
+              </w:rPr>
+              <w:t xml:space="preserve">Methods and Self: Write the output: Answer:</w:t>
+            </w:r>
+            <w:r>
+              <w:rPr>
+                <w:rFonts w:ascii="Arial" w:cs="Arial" w:eastAsia="Arial" w:hAnsi="Arial"/>
+                <w:sz w:val="20"/>
+                <w:szCs w:val="20"/>
+              </w:rPr>
+              <w:br/>
+              <w:t xml:space="preserve"/>
+            </w:r>
+            <w:r>
+              <w:rPr>
+                <w:rFonts w:ascii="Arial" w:cs="Arial" w:eastAsia="Arial" w:hAnsi="Arial"/>
+                <w:b/>
+                <w:bCs/>
+                <w:i w:val="false"/>
+                <w:iCs w:val="false"/>
+                <w:color w:val="000000"/>
+                <w:sz w:val="20"/>
+                <w:szCs w:val="20"/>
+              </w:rPr>
+              <w:t xml:space="preserve">    Challenge: </w:t>
+            </w:r>
+            <w:r>
+              <w:rPr>
+                <w:rFonts w:ascii="Arial" w:cs="Arial" w:eastAsia="Arial" w:hAnsi="Arial"/>
+                <w:b w:val="false"/>
+                <w:bCs w:val="false"/>
+                <w:i w:val="false"/>
+                <w:iCs w:val="false"/>
+                <w:color w:val="000000"/>
+                <w:sz w:val="20"/>
+                <w:szCs w:val="20"/>
+              </w:rPr>
+              <w:t xml:space="preserve">Encapsulation: Fix this code to use proper encapsulation: Solution: #### Quick Reference Class Structure: Creating Objects:</w:t>
             </w:r>
             <w:r>
               <w:rPr>
@@ -891,6 +1344,702 @@
     <w:p>
       <w:pPr>
         <w:spacing w:after="200"/>
+      </w:pPr>
+    </w:p>
+    <w:p>
+      <w:pPr>
+        <w:pBdr>
+          <w:bottom w:val="single" w:color="1B7A4A" w:sz="4" w:space="4"/>
+        </w:pBdr>
+        <w:spacing w:after="100" w:before="120"/>
+      </w:pPr>
+      <w:r>
+        <w:rPr>
+          <w:rFonts w:ascii="Arial" w:cs="Arial" w:eastAsia="Arial" w:hAnsi="Arial"/>
+          <w:b/>
+          <w:bCs/>
+          <w:color w:val="1B7A4A"/>
+          <w:sz w:val="24"/>
+          <w:szCs w:val="24"/>
+        </w:rPr>
+        <w:t xml:space="preserve">Key Concepts</w:t>
+      </w:r>
+    </w:p>
+    <w:p>
+      <w:pPr>
+        <w:spacing w:after="60"/>
+      </w:pPr>
+      <w:r>
+        <w:rPr>
+          <w:rFonts w:ascii="Arial" w:cs="Arial" w:eastAsia="Arial" w:hAnsi="Arial"/>
+          <w:sz w:val="20"/>
+          <w:szCs w:val="20"/>
+        </w:rPr>
+        <w:t xml:space="preserve">Classes and Objects:</w:t>
+      </w:r>
+    </w:p>
+    <w:p>
+      <w:pPr>
+        <w:spacing w:after="60"/>
+        <w:ind w:left="360"/>
+      </w:pPr>
+      <w:r>
+        <w:rPr>
+          <w:rFonts w:ascii="Arial" w:cs="Arial" w:eastAsia="Arial" w:hAnsi="Arial"/>
+          <w:sz w:val="20"/>
+          <w:szCs w:val="20"/>
+        </w:rPr>
+        <w:t xml:space="preserve">• </w:t>
+      </w:r>
+      <w:r>
+        <w:rPr>
+          <w:rFonts w:ascii="Arial" w:cs="Arial" w:eastAsia="Arial" w:hAnsi="Arial"/>
+          <w:sz w:val="20"/>
+          <w:szCs w:val="20"/>
+        </w:rPr>
+        <w:t xml:space="preserve">A class is a blueprint, an object is an instance of that blueprint</w:t>
+      </w:r>
+    </w:p>
+    <w:p>
+      <w:pPr>
+        <w:spacing w:after="60"/>
+        <w:ind w:left="360"/>
+      </w:pPr>
+      <w:r>
+        <w:rPr>
+          <w:rFonts w:ascii="Arial" w:cs="Arial" w:eastAsia="Arial" w:hAnsi="Arial"/>
+          <w:sz w:val="20"/>
+          <w:szCs w:val="20"/>
+        </w:rPr>
+        <w:t xml:space="preserve">• </w:t>
+      </w:r>
+      <w:r>
+        <w:rPr>
+          <w:rFonts w:ascii="Arial" w:cs="Arial" w:eastAsia="Arial" w:hAnsi="Arial"/>
+          <w:sz w:val="20"/>
+          <w:szCs w:val="20"/>
+        </w:rPr>
+        <w:t xml:space="preserve">Use __init__ to initialize objects with starting values</w:t>
+      </w:r>
+    </w:p>
+    <w:p>
+      <w:pPr>
+        <w:spacing w:after="60"/>
+        <w:ind w:left="360"/>
+      </w:pPr>
+      <w:r>
+        <w:rPr>
+          <w:rFonts w:ascii="Arial" w:cs="Arial" w:eastAsia="Arial" w:hAnsi="Arial"/>
+          <w:sz w:val="20"/>
+          <w:szCs w:val="20"/>
+        </w:rPr>
+        <w:t xml:space="preserve">• </w:t>
+      </w:r>
+      <w:r>
+        <w:rPr>
+          <w:rFonts w:ascii="Arial" w:cs="Arial" w:eastAsia="Arial" w:hAnsi="Arial"/>
+          <w:sz w:val="20"/>
+          <w:szCs w:val="20"/>
+        </w:rPr>
+        <w:t xml:space="preserve">Use self to refer to the specific object being worked with</w:t>
+      </w:r>
+    </w:p>
+    <w:p>
+      <w:pPr>
+        <w:spacing w:after="60"/>
+      </w:pPr>
+      <w:r>
+        <w:rPr>
+          <w:rFonts w:ascii="Arial" w:cs="Arial" w:eastAsia="Arial" w:hAnsi="Arial"/>
+          <w:sz w:val="20"/>
+          <w:szCs w:val="20"/>
+        </w:rPr>
+        <w:t xml:space="preserve">Instance vs Class Variables:</w:t>
+      </w:r>
+    </w:p>
+    <w:p>
+      <w:pPr>
+        <w:spacing w:after="60"/>
+        <w:ind w:left="360"/>
+      </w:pPr>
+      <w:r>
+        <w:rPr>
+          <w:rFonts w:ascii="Arial" w:cs="Arial" w:eastAsia="Arial" w:hAnsi="Arial"/>
+          <w:sz w:val="20"/>
+          <w:szCs w:val="20"/>
+        </w:rPr>
+        <w:t xml:space="preserve">• </w:t>
+      </w:r>
+      <w:r>
+        <w:rPr>
+          <w:rFonts w:ascii="Arial" w:cs="Arial" w:eastAsia="Arial" w:hAnsi="Arial"/>
+          <w:sz w:val="20"/>
+          <w:szCs w:val="20"/>
+        </w:rPr>
+        <w:t xml:space="preserve">Instance variables (set in __init__) are unique to each object</w:t>
+      </w:r>
+    </w:p>
+    <w:p>
+      <w:pPr>
+        <w:spacing w:after="60"/>
+        <w:ind w:left="360"/>
+      </w:pPr>
+      <w:r>
+        <w:rPr>
+          <w:rFonts w:ascii="Arial" w:cs="Arial" w:eastAsia="Arial" w:hAnsi="Arial"/>
+          <w:sz w:val="20"/>
+          <w:szCs w:val="20"/>
+        </w:rPr>
+        <w:t xml:space="preserve">• </w:t>
+      </w:r>
+      <w:r>
+        <w:rPr>
+          <w:rFonts w:ascii="Arial" w:cs="Arial" w:eastAsia="Arial" w:hAnsi="Arial"/>
+          <w:sz w:val="20"/>
+          <w:szCs w:val="20"/>
+        </w:rPr>
+        <w:t xml:space="preserve">Class variables (set in class body) are shared by all instances</w:t>
+      </w:r>
+    </w:p>
+    <w:p>
+      <w:pPr>
+        <w:spacing w:after="60"/>
+      </w:pPr>
+      <w:r>
+        <w:rPr>
+          <w:rFonts w:ascii="Arial" w:cs="Arial" w:eastAsia="Arial" w:hAnsi="Arial"/>
+          <w:sz w:val="20"/>
+          <w:szCs w:val="20"/>
+        </w:rPr>
+        <w:t xml:space="preserve">Methods:</w:t>
+      </w:r>
+    </w:p>
+    <w:p>
+      <w:pPr>
+        <w:spacing w:after="60"/>
+        <w:ind w:left="360"/>
+      </w:pPr>
+      <w:r>
+        <w:rPr>
+          <w:rFonts w:ascii="Arial" w:cs="Arial" w:eastAsia="Arial" w:hAnsi="Arial"/>
+          <w:sz w:val="20"/>
+          <w:szCs w:val="20"/>
+        </w:rPr>
+        <w:t xml:space="preserve">• </w:t>
+      </w:r>
+      <w:r>
+        <w:rPr>
+          <w:rFonts w:ascii="Arial" w:cs="Arial" w:eastAsia="Arial" w:hAnsi="Arial"/>
+          <w:sz w:val="20"/>
+          <w:szCs w:val="20"/>
+        </w:rPr>
+        <w:t xml:space="preserve">Define actions that objects can perform</w:t>
+      </w:r>
+    </w:p>
+    <w:p>
+      <w:pPr>
+        <w:spacing w:after="60"/>
+        <w:ind w:left="360"/>
+      </w:pPr>
+      <w:r>
+        <w:rPr>
+          <w:rFonts w:ascii="Arial" w:cs="Arial" w:eastAsia="Arial" w:hAnsi="Arial"/>
+          <w:sz w:val="20"/>
+          <w:szCs w:val="20"/>
+        </w:rPr>
+        <w:t xml:space="preserve">• </w:t>
+      </w:r>
+      <w:r>
+        <w:rPr>
+          <w:rFonts w:ascii="Arial" w:cs="Arial" w:eastAsia="Arial" w:hAnsi="Arial"/>
+          <w:sz w:val="20"/>
+          <w:szCs w:val="20"/>
+        </w:rPr>
+        <w:t xml:space="preserve">Use self.attribute to access object data</w:t>
+      </w:r>
+    </w:p>
+    <w:p>
+      <w:pPr>
+        <w:spacing w:after="60"/>
+        <w:ind w:left="360"/>
+      </w:pPr>
+      <w:r>
+        <w:rPr>
+          <w:rFonts w:ascii="Arial" w:cs="Arial" w:eastAsia="Arial" w:hAnsi="Arial"/>
+          <w:sz w:val="20"/>
+          <w:szCs w:val="20"/>
+        </w:rPr>
+        <w:t xml:space="preserve">• </w:t>
+      </w:r>
+      <w:r>
+        <w:rPr>
+          <w:rFonts w:ascii="Arial" w:cs="Arial" w:eastAsia="Arial" w:hAnsi="Arial"/>
+          <w:sz w:val="20"/>
+          <w:szCs w:val="20"/>
+        </w:rPr>
+        <w:t xml:space="preserve">Methods receive self as the first parameter automatically</w:t>
+      </w:r>
+    </w:p>
+    <w:p>
+      <w:pPr>
+        <w:spacing w:after="60"/>
+      </w:pPr>
+      <w:r>
+        <w:rPr>
+          <w:rFonts w:ascii="Arial" w:cs="Arial" w:eastAsia="Arial" w:hAnsi="Arial"/>
+          <w:sz w:val="20"/>
+          <w:szCs w:val="20"/>
+        </w:rPr>
+        <w:t xml:space="preserve">Encapsulation:</w:t>
+      </w:r>
+    </w:p>
+    <w:p>
+      <w:pPr>
+        <w:spacing w:after="60"/>
+        <w:ind w:left="360"/>
+      </w:pPr>
+      <w:r>
+        <w:rPr>
+          <w:rFonts w:ascii="Arial" w:cs="Arial" w:eastAsia="Arial" w:hAnsi="Arial"/>
+          <w:sz w:val="20"/>
+          <w:szCs w:val="20"/>
+        </w:rPr>
+        <w:t xml:space="preserve">• </w:t>
+      </w:r>
+      <w:r>
+        <w:rPr>
+          <w:rFonts w:ascii="Arial" w:cs="Arial" w:eastAsia="Arial" w:hAnsi="Arial"/>
+          <w:sz w:val="20"/>
+          <w:szCs w:val="20"/>
+        </w:rPr>
+        <w:t xml:space="preserve">Private attributes use _prefix by convention</w:t>
+      </w:r>
+    </w:p>
+    <w:p>
+      <w:pPr>
+        <w:spacing w:after="60"/>
+        <w:ind w:left="360"/>
+      </w:pPr>
+      <w:r>
+        <w:rPr>
+          <w:rFonts w:ascii="Arial" w:cs="Arial" w:eastAsia="Arial" w:hAnsi="Arial"/>
+          <w:sz w:val="20"/>
+          <w:szCs w:val="20"/>
+        </w:rPr>
+        <w:t xml:space="preserve">• </w:t>
+      </w:r>
+      <w:r>
+        <w:rPr>
+          <w:rFonts w:ascii="Arial" w:cs="Arial" w:eastAsia="Arial" w:hAnsi="Arial"/>
+          <w:sz w:val="20"/>
+          <w:szCs w:val="20"/>
+        </w:rPr>
+        <w:t xml:space="preserve">Protect data from unwanted external modification</w:t>
+      </w:r>
+    </w:p>
+    <w:p>
+      <w:pPr>
+        <w:spacing w:after="60"/>
+        <w:ind w:left="360"/>
+      </w:pPr>
+      <w:r>
+        <w:rPr>
+          <w:rFonts w:ascii="Arial" w:cs="Arial" w:eastAsia="Arial" w:hAnsi="Arial"/>
+          <w:sz w:val="20"/>
+          <w:szCs w:val="20"/>
+        </w:rPr>
+        <w:t xml:space="preserve">• </w:t>
+      </w:r>
+      <w:r>
+        <w:rPr>
+          <w:rFonts w:ascii="Arial" w:cs="Arial" w:eastAsia="Arial" w:hAnsi="Arial"/>
+          <w:sz w:val="20"/>
+          <w:szCs w:val="20"/>
+        </w:rPr>
+        <w:t xml:space="preserve">Use getters and setters to control access</w:t>
+      </w:r>
+    </w:p>
+    <w:p>
+      <w:pPr>
+        <w:spacing w:after="60"/>
+      </w:pPr>
+      <w:r>
+        <w:rPr>
+          <w:rFonts w:ascii="Arial" w:cs="Arial" w:eastAsia="Arial" w:hAnsi="Arial"/>
+          <w:sz w:val="20"/>
+          <w:szCs w:val="20"/>
+        </w:rPr>
+        <w:t xml:space="preserve">Properties:</w:t>
+      </w:r>
+    </w:p>
+    <w:p>
+      <w:pPr>
+        <w:spacing w:after="60"/>
+        <w:ind w:left="360"/>
+      </w:pPr>
+      <w:r>
+        <w:rPr>
+          <w:rFonts w:ascii="Arial" w:cs="Arial" w:eastAsia="Arial" w:hAnsi="Arial"/>
+          <w:sz w:val="20"/>
+          <w:szCs w:val="20"/>
+        </w:rPr>
+        <w:t xml:space="preserve">• </w:t>
+      </w:r>
+      <w:r>
+        <w:rPr>
+          <w:rFonts w:ascii="Arial" w:cs="Arial" w:eastAsia="Arial" w:hAnsi="Arial"/>
+          <w:sz w:val="20"/>
+          <w:szCs w:val="20"/>
+        </w:rPr>
+        <w:t xml:space="preserve">Use @property decorator for cleaner attribute access</w:t>
+      </w:r>
+    </w:p>
+    <w:p>
+      <w:pPr>
+        <w:spacing w:after="60"/>
+        <w:ind w:left="360"/>
+      </w:pPr>
+      <w:r>
+        <w:rPr>
+          <w:rFonts w:ascii="Arial" w:cs="Arial" w:eastAsia="Arial" w:hAnsi="Arial"/>
+          <w:sz w:val="20"/>
+          <w:szCs w:val="20"/>
+        </w:rPr>
+        <w:t xml:space="preserve">• </w:t>
+      </w:r>
+      <w:r>
+        <w:rPr>
+          <w:rFonts w:ascii="Arial" w:cs="Arial" w:eastAsia="Arial" w:hAnsi="Arial"/>
+          <w:sz w:val="20"/>
+          <w:szCs w:val="20"/>
+        </w:rPr>
+        <w:t xml:space="preserve">Combine with validation in setters</w:t>
+      </w:r>
+    </w:p>
+    <w:p>
+      <w:pPr>
+        <w:spacing w:after="60"/>
+        <w:ind w:left="360"/>
+      </w:pPr>
+      <w:r>
+        <w:rPr>
+          <w:rFonts w:ascii="Arial" w:cs="Arial" w:eastAsia="Arial" w:hAnsi="Arial"/>
+          <w:sz w:val="20"/>
+          <w:szCs w:val="20"/>
+        </w:rPr>
+        <w:t xml:space="preserve">• </w:t>
+      </w:r>
+      <w:r>
+        <w:rPr>
+          <w:rFonts w:ascii="Arial" w:cs="Arial" w:eastAsia="Arial" w:hAnsi="Arial"/>
+          <w:sz w:val="20"/>
+          <w:szCs w:val="20"/>
+        </w:rPr>
+        <w:t xml:space="preserve">Allow obj.attr syntax instead of obj.get_attr()</w:t>
+      </w:r>
+    </w:p>
+    <w:p>
+      <w:pPr>
+        <w:spacing w:after="60"/>
+      </w:pPr>
+      <w:r>
+        <w:rPr>
+          <w:rFonts w:ascii="Arial" w:cs="Arial" w:eastAsia="Arial" w:hAnsi="Arial"/>
+          <w:sz w:val="20"/>
+          <w:szCs w:val="20"/>
+        </w:rPr>
+        <w:t xml:space="preserve">Build a Library Management System:</w:t>
+      </w:r>
+    </w:p>
+    <w:p>
+      <w:pPr>
+        <w:spacing w:after="60"/>
+      </w:pPr>
+      <w:r>
+        <w:rPr>
+          <w:rFonts w:ascii="Arial" w:cs="Arial" w:eastAsia="Arial" w:hAnsi="Arial"/>
+          <w:sz w:val="20"/>
+          <w:szCs w:val="20"/>
+        </w:rPr>
+        <w:t xml:space="preserve">Create three classes:</w:t>
+      </w:r>
+    </w:p>
+    <w:p>
+      <w:pPr>
+        <w:spacing w:after="60"/>
+      </w:pPr>
+      <w:r>
+        <w:rPr>
+          <w:rFonts w:ascii="Arial" w:cs="Arial" w:eastAsia="Arial" w:hAnsi="Arial"/>
+          <w:sz w:val="20"/>
+          <w:szCs w:val="20"/>
+        </w:rPr>
+        <w:t xml:space="preserve">1. Book Class:</w:t>
+      </w:r>
+    </w:p>
+    <w:p>
+      <w:pPr>
+        <w:spacing w:after="60"/>
+      </w:pPr>
+      <w:r>
+        <w:rPr>
+          <w:rFonts w:ascii="Arial" w:cs="Arial" w:eastAsia="Arial" w:hAnsi="Arial"/>
+          <w:sz w:val="20"/>
+          <w:szCs w:val="20"/>
+        </w:rPr>
+        <w:t xml:space="preserve">- Attributes: title, author, isbn, pages (all private except title)</w:t>
+      </w:r>
+    </w:p>
+    <w:p>
+      <w:pPr>
+        <w:spacing w:after="60"/>
+      </w:pPr>
+      <w:r>
+        <w:rPr>
+          <w:rFonts w:ascii="Arial" w:cs="Arial" w:eastAsia="Arial" w:hAnsi="Arial"/>
+          <w:sz w:val="20"/>
+          <w:szCs w:val="20"/>
+        </w:rPr>
+        <w:t xml:space="preserve">- Property: pages (read-only)</w:t>
+      </w:r>
+    </w:p>
+    <w:p>
+      <w:pPr>
+        <w:spacing w:after="60"/>
+      </w:pPr>
+      <w:r>
+        <w:rPr>
+          <w:rFonts w:ascii="Arial" w:cs="Arial" w:eastAsia="Arial" w:hAnsi="Arial"/>
+          <w:sz w:val="20"/>
+          <w:szCs w:val="20"/>
+        </w:rPr>
+        <w:t xml:space="preserve">- Method: summary() that returns a string description</w:t>
+      </w:r>
+    </w:p>
+    <w:p>
+      <w:pPr>
+        <w:spacing w:after="60"/>
+      </w:pPr>
+      <w:r>
+        <w:rPr>
+          <w:rFonts w:ascii="Arial" w:cs="Arial" w:eastAsia="Arial" w:hAnsi="Arial"/>
+          <w:sz w:val="20"/>
+          <w:szCs w:val="20"/>
+        </w:rPr>
+        <w:t xml:space="preserve">2. Librarian Class:</w:t>
+      </w:r>
+    </w:p>
+    <w:p>
+      <w:pPr>
+        <w:spacing w:after="60"/>
+      </w:pPr>
+      <w:r>
+        <w:rPr>
+          <w:rFonts w:ascii="Arial" w:cs="Arial" w:eastAsia="Arial" w:hAnsi="Arial"/>
+          <w:sz w:val="20"/>
+          <w:szCs w:val="20"/>
+        </w:rPr>
+        <w:t xml:space="preserve">- Attribute: name, employee_id (private)</w:t>
+      </w:r>
+    </w:p>
+    <w:p>
+      <w:pPr>
+        <w:spacing w:after="60"/>
+      </w:pPr>
+      <w:r>
+        <w:rPr>
+          <w:rFonts w:ascii="Arial" w:cs="Arial" w:eastAsia="Arial" w:hAnsi="Arial"/>
+          <w:sz w:val="20"/>
+          <w:szCs w:val="20"/>
+        </w:rPr>
+        <w:t xml:space="preserve">- Property: employee_id (read-only)</w:t>
+      </w:r>
+    </w:p>
+    <w:p>
+      <w:pPr>
+        <w:spacing w:after="60"/>
+      </w:pPr>
+      <w:r>
+        <w:rPr>
+          <w:rFonts w:ascii="Arial" w:cs="Arial" w:eastAsia="Arial" w:hAnsi="Arial"/>
+          <w:sz w:val="20"/>
+          <w:szCs w:val="20"/>
+        </w:rPr>
+        <w:t xml:space="preserve">- Method: check_out_book(book, patron) that logs the transaction</w:t>
+      </w:r>
+    </w:p>
+    <w:p>
+      <w:pPr>
+        <w:spacing w:after="60"/>
+      </w:pPr>
+      <w:r>
+        <w:rPr>
+          <w:rFonts w:ascii="Arial" w:cs="Arial" w:eastAsia="Arial" w:hAnsi="Arial"/>
+          <w:sz w:val="20"/>
+          <w:szCs w:val="20"/>
+        </w:rPr>
+        <w:t xml:space="preserve">3. Library Class:</w:t>
+      </w:r>
+    </w:p>
+    <w:p>
+      <w:pPr>
+        <w:spacing w:after="60"/>
+      </w:pPr>
+      <w:r>
+        <w:rPr>
+          <w:rFonts w:ascii="Arial" w:cs="Arial" w:eastAsia="Arial" w:hAnsi="Arial"/>
+          <w:sz w:val="20"/>
+          <w:szCs w:val="20"/>
+        </w:rPr>
+        <w:t xml:space="preserve">- Class variable: total_books (count)</w:t>
+      </w:r>
+    </w:p>
+    <w:p>
+      <w:pPr>
+        <w:spacing w:after="60"/>
+      </w:pPr>
+      <w:r>
+        <w:rPr>
+          <w:rFonts w:ascii="Arial" w:cs="Arial" w:eastAsia="Arial" w:hAnsi="Arial"/>
+          <w:sz w:val="20"/>
+          <w:szCs w:val="20"/>
+        </w:rPr>
+        <w:t xml:space="preserve">- Attributes: name, books (list of Book objects)</w:t>
+      </w:r>
+    </w:p>
+    <w:p>
+      <w:pPr>
+        <w:spacing w:after="60"/>
+      </w:pPr>
+      <w:r>
+        <w:rPr>
+          <w:rFonts w:ascii="Arial" w:cs="Arial" w:eastAsia="Arial" w:hAnsi="Arial"/>
+          <w:sz w:val="20"/>
+          <w:szCs w:val="20"/>
+        </w:rPr>
+        <w:t xml:space="preserve">- Methods: add_book(), find_book(title), list_all_books()</w:t>
+      </w:r>
+    </w:p>
+    <w:p>
+      <w:pPr>
+        <w:spacing w:after="60"/>
+      </w:pPr>
+      <w:r>
+        <w:rPr>
+          <w:rFonts w:ascii="Arial" w:cs="Arial" w:eastAsia="Arial" w:hAnsi="Arial"/>
+          <w:sz w:val="20"/>
+          <w:szCs w:val="20"/>
+        </w:rPr>
+        <w:t xml:space="preserve">Starter Code:</w:t>
+      </w:r>
+    </w:p>
+    <w:p>
+      <w:pPr>
+        <w:spacing w:after="60"/>
+      </w:pPr>
+      <w:r>
+        <w:rPr>
+          <w:rFonts w:ascii="Arial" w:cs="Arial" w:eastAsia="Arial" w:hAnsi="Arial"/>
+          <w:sz w:val="20"/>
+          <w:szCs w:val="20"/>
+        </w:rPr>
+        <w:t xml:space="preserve">Solution:</w:t>
+      </w:r>
+    </w:p>
+    <w:p>
+      <w:pPr>
+        <w:spacing w:after="60"/>
+      </w:pPr>
+      <w:r>
+        <w:rPr>
+          <w:rFonts w:ascii="Arial" w:cs="Arial" w:eastAsia="Arial" w:hAnsi="Arial"/>
+          <w:sz w:val="20"/>
+          <w:szCs w:val="20"/>
+        </w:rPr>
+        <w:t xml:space="preserve">Expected Output:</w:t>
+      </w:r>
+    </w:p>
+    <w:p>
+      <w:pPr>
+        <w:spacing w:after="60"/>
+      </w:pPr>
+      <w:r>
+        <w:rPr>
+          <w:rFonts w:ascii="Arial" w:cs="Arial" w:eastAsia="Arial" w:hAnsi="Arial"/>
+          <w:sz w:val="20"/>
+          <w:szCs w:val="20"/>
+        </w:rPr>
+        <w:t xml:space="preserve">1. Classes bundle data and behavior together — they're the foundation of OOP</w:t>
+      </w:r>
+    </w:p>
+    <w:p>
+      <w:pPr>
+        <w:spacing w:after="60"/>
+      </w:pPr>
+      <w:r>
+        <w:rPr>
+          <w:rFonts w:ascii="Arial" w:cs="Arial" w:eastAsia="Arial" w:hAnsi="Arial"/>
+          <w:sz w:val="20"/>
+          <w:szCs w:val="20"/>
+        </w:rPr>
+        <w:t xml:space="preserve">2. Constructors initialize objects — use __init__ to set up initial state</w:t>
+      </w:r>
+    </w:p>
+    <w:p>
+      <w:pPr>
+        <w:spacing w:after="60"/>
+      </w:pPr>
+      <w:r>
+        <w:rPr>
+          <w:rFonts w:ascii="Arial" w:cs="Arial" w:eastAsia="Arial" w:hAnsi="Arial"/>
+          <w:sz w:val="20"/>
+          <w:szCs w:val="20"/>
+        </w:rPr>
+        <w:t xml:space="preserve">3. Encapsulation protects data — use private attributes and properties</w:t>
+      </w:r>
+    </w:p>
+    <w:p>
+      <w:pPr>
+        <w:spacing w:after="60"/>
+      </w:pPr>
+      <w:r>
+        <w:rPr>
+          <w:rFonts w:ascii="Arial" w:cs="Arial" w:eastAsia="Arial" w:hAnsi="Arial"/>
+          <w:sz w:val="20"/>
+          <w:szCs w:val="20"/>
+        </w:rPr>
+        <w:t xml:space="preserve">4. Instance variables are unique to each object — class variables are shared</w:t>
+      </w:r>
+    </w:p>
+    <w:p>
+      <w:pPr>
+        <w:spacing w:after="60"/>
+      </w:pPr>
+      <w:r>
+        <w:rPr>
+          <w:rFonts w:ascii="Arial" w:cs="Arial" w:eastAsia="Arial" w:hAnsi="Arial"/>
+          <w:sz w:val="20"/>
+          <w:szCs w:val="20"/>
+        </w:rPr>
+        <w:t xml:space="preserve">5. Properties provide controlled access — use @property with validation</w:t>
+      </w:r>
+    </w:p>
+    <w:p>
+      <w:pPr>
+        <w:spacing w:after="60"/>
+      </w:pPr>
+      <w:r>
+        <w:rPr>
+          <w:rFonts w:ascii="Arial" w:cs="Arial" w:eastAsia="Arial" w:hAnsi="Arial"/>
+          <w:sz w:val="20"/>
+          <w:szCs w:val="20"/>
+        </w:rPr>
+        <w:t xml:space="preserve">6. Methods represent object behavior — they modify and query object state</w:t>
+      </w:r>
+    </w:p>
+    <w:p>
+      <w:pPr>
+        <w:spacing w:after="160"/>
       </w:pPr>
     </w:p>
     <w:p>
@@ -4300,6 +5449,94 @@
       <w:pPr>
         <w:spacing w:after="120"/>
       </w:pPr>
+    </w:p>
+    <w:p>
+      <w:pPr>
+        <w:pBdr>
+          <w:bottom w:val="single" w:color="1B7A4A" w:sz="4" w:space="4"/>
+        </w:pBdr>
+        <w:spacing w:after="100" w:before="120"/>
+      </w:pPr>
+      <w:r>
+        <w:rPr>
+          <w:rFonts w:ascii="Arial" w:cs="Arial" w:eastAsia="Arial" w:hAnsi="Arial"/>
+          <w:b/>
+          <w:bCs/>
+          <w:color w:val="1B7A4A"/>
+          <w:sz w:val="24"/>
+          <w:szCs w:val="24"/>
+        </w:rPr>
+        <w:t xml:space="preserve">Practice Problems</w:t>
+      </w:r>
+    </w:p>
+    <w:p>
+      <w:pPr>
+        <w:spacing w:after="80"/>
+      </w:pPr>
+      <w:r>
+        <w:rPr>
+          <w:rFonts w:ascii="Arial" w:cs="Arial" w:eastAsia="Arial" w:hAnsi="Arial"/>
+          <w:b/>
+          <w:bCs/>
+          <w:sz w:val="20"/>
+          <w:szCs w:val="20"/>
+        </w:rPr>
+        <w:t xml:space="preserve">Problem 1: </w:t>
+      </w:r>
+      <w:r>
+        <w:rPr>
+          <w:rFonts w:ascii="Arial" w:cs="Arial" w:eastAsia="Arial" w:hAnsi="Arial"/>
+          <w:sz w:val="20"/>
+          <w:szCs w:val="20"/>
+        </w:rPr>
+        <w:t xml:space="preserve">Fundamental Concepts: What will this code output? Answer:</w:t>
+      </w:r>
+    </w:p>
+    <w:p>
+      <w:pPr>
+        <w:spacing w:after="80"/>
+      </w:pPr>
+      <w:r>
+        <w:rPr>
+          <w:rFonts w:ascii="Arial" w:cs="Arial" w:eastAsia="Arial" w:hAnsi="Arial"/>
+          <w:b/>
+          <w:bCs/>
+          <w:sz w:val="20"/>
+          <w:szCs w:val="20"/>
+        </w:rPr>
+        <w:t xml:space="preserve">Problem 2: </w:t>
+      </w:r>
+      <w:r>
+        <w:rPr>
+          <w:rFonts w:ascii="Arial" w:cs="Arial" w:eastAsia="Arial" w:hAnsi="Arial"/>
+          <w:sz w:val="20"/>
+          <w:szCs w:val="20"/>
+        </w:rPr>
+        <w:t xml:space="preserve">Methods and Self: Write the output: Answer:</w:t>
+      </w:r>
+    </w:p>
+    <w:p>
+      <w:pPr>
+        <w:spacing w:after="80"/>
+      </w:pPr>
+      <w:r>
+        <w:rPr>
+          <w:rFonts w:ascii="Arial" w:cs="Arial" w:eastAsia="Arial" w:hAnsi="Arial"/>
+          <w:b/>
+          <w:bCs/>
+          <w:sz w:val="20"/>
+          <w:szCs w:val="20"/>
+        </w:rPr>
+        <w:t xml:space="preserve">Problem 3: </w:t>
+      </w:r>
+      <w:r>
+        <w:rPr>
+          <w:rFonts w:ascii="Arial" w:cs="Arial" w:eastAsia="Arial" w:hAnsi="Arial"/>
+          <w:sz w:val="20"/>
+          <w:szCs w:val="20"/>
+        </w:rPr>
+        <w:t xml:space="preserve">Encapsulation: Fix this code to use proper encapsulation: Solution: #### Quick Reference Class Structure: Creating Objects:</w:t>
+      </w:r>
     </w:p>
     <w:p>
       <w:pPr>
